--- a/Design Patterns and Principles.docx
+++ b/Design Patterns and Principles.docx
@@ -5,27 +5,37 @@
     <w:p>
       <w:pPr>
         <w:rPr>
+          <w:b/>
+          <w:bCs/>
+          <w:sz w:val="36"/>
+          <w:szCs w:val="36"/>
+          <w:u w:val="single"/>
           <w:lang w:val="en-US"/>
         </w:rPr>
       </w:pPr>
       <w:r>
         <w:rPr>
+          <w:b/>
+          <w:bCs/>
           <w:noProof/>
+          <w:sz w:val="36"/>
+          <w:szCs w:val="36"/>
+          <w:u w:val="single"/>
           <w:lang w:val="en-US"/>
         </w:rPr>
         <w:drawing>
-          <wp:anchor distT="0" distB="0" distL="114300" distR="114300" simplePos="0" relativeHeight="251658240" behindDoc="0" locked="0" layoutInCell="1" allowOverlap="1" wp14:anchorId="30E62E7B" wp14:editId="11F7D3DD">
+          <wp:anchor distT="0" distB="0" distL="114300" distR="114300" simplePos="0" relativeHeight="251659264" behindDoc="0" locked="0" layoutInCell="1" allowOverlap="1" wp14:anchorId="5C3FC30E" wp14:editId="2B457888">
             <wp:simplePos x="0" y="0"/>
-            <wp:positionH relativeFrom="column">
-              <wp:posOffset>-828040</wp:posOffset>
+            <wp:positionH relativeFrom="margin">
+              <wp:align>center</wp:align>
             </wp:positionH>
             <wp:positionV relativeFrom="paragraph">
-              <wp:posOffset>0</wp:posOffset>
+              <wp:posOffset>4348480</wp:posOffset>
             </wp:positionV>
-            <wp:extent cx="7357745" cy="3939540"/>
-            <wp:effectExtent l="0" t="0" r="0" b="3810"/>
+            <wp:extent cx="6804660" cy="3668395"/>
+            <wp:effectExtent l="0" t="0" r="0" b="8255"/>
             <wp:wrapSquare wrapText="bothSides"/>
-            <wp:docPr id="135149149" name="Picture 1"/>
+            <wp:docPr id="1416190529" name="Picture 2"/>
             <wp:cNvGraphicFramePr>
               <a:graphicFrameLocks xmlns:a="http://schemas.openxmlformats.org/drawingml/2006/main" noChangeAspect="1"/>
             </wp:cNvGraphicFramePr>
@@ -33,11 +43,11 @@
               <a:graphicData uri="http://schemas.openxmlformats.org/drawingml/2006/picture">
                 <pic:pic xmlns:pic="http://schemas.openxmlformats.org/drawingml/2006/picture">
                   <pic:nvPicPr>
-                    <pic:cNvPr id="135149149" name="Picture 135149149"/>
+                    <pic:cNvPr id="1416190529" name="Picture 1416190529"/>
                     <pic:cNvPicPr/>
                   </pic:nvPicPr>
                   <pic:blipFill>
-                    <a:blip r:embed="rId4" cstate="print">
+                    <a:blip r:embed="rId6" cstate="print">
                       <a:extLst>
                         <a:ext uri="{28A0092B-C50C-407E-A947-70E740481C1C}">
                           <a14:useLocalDpi xmlns:a14="http://schemas.microsoft.com/office/drawing/2010/main" val="0"/>
@@ -51,7 +61,7 @@
                   <pic:spPr>
                     <a:xfrm>
                       <a:off x="0" y="0"/>
-                      <a:ext cx="7357745" cy="3939540"/>
+                      <a:ext cx="6804660" cy="3668395"/>
                     </a:xfrm>
                     <a:prstGeom prst="rect">
                       <a:avLst/>
@@ -69,31 +79,29 @@
           </wp:anchor>
         </w:drawing>
       </w:r>
-    </w:p>
-    <w:p>
-      <w:pPr>
-        <w:rPr>
-          <w:lang w:val="en-US"/>
-        </w:rPr>
-      </w:pPr>
       <w:r>
         <w:rPr>
+          <w:b/>
+          <w:bCs/>
           <w:noProof/>
+          <w:sz w:val="36"/>
+          <w:szCs w:val="36"/>
+          <w:u w:val="single"/>
           <w:lang w:val="en-US"/>
         </w:rPr>
         <w:drawing>
-          <wp:anchor distT="0" distB="0" distL="114300" distR="114300" simplePos="0" relativeHeight="251659264" behindDoc="0" locked="0" layoutInCell="1" allowOverlap="1" wp14:anchorId="5C3FC30E" wp14:editId="4C7079A7">
+          <wp:anchor distT="0" distB="0" distL="114300" distR="114300" simplePos="0" relativeHeight="251658240" behindDoc="0" locked="0" layoutInCell="1" allowOverlap="1" wp14:anchorId="30E62E7B" wp14:editId="185C62C2">
             <wp:simplePos x="0" y="0"/>
-            <wp:positionH relativeFrom="margin">
-              <wp:posOffset>-868680</wp:posOffset>
+            <wp:positionH relativeFrom="column">
+              <wp:posOffset>-548640</wp:posOffset>
             </wp:positionH>
             <wp:positionV relativeFrom="paragraph">
-              <wp:posOffset>328930</wp:posOffset>
+              <wp:posOffset>392430</wp:posOffset>
             </wp:positionV>
-            <wp:extent cx="7444740" cy="4013200"/>
-            <wp:effectExtent l="0" t="0" r="3810" b="6350"/>
+            <wp:extent cx="6835140" cy="3658870"/>
+            <wp:effectExtent l="0" t="0" r="3810" b="0"/>
             <wp:wrapSquare wrapText="bothSides"/>
-            <wp:docPr id="1416190529" name="Picture 2"/>
+            <wp:docPr id="135149149" name="Picture 1"/>
             <wp:cNvGraphicFramePr>
               <a:graphicFrameLocks xmlns:a="http://schemas.openxmlformats.org/drawingml/2006/main" noChangeAspect="1"/>
             </wp:cNvGraphicFramePr>
@@ -101,11 +109,11 @@
               <a:graphicData uri="http://schemas.openxmlformats.org/drawingml/2006/picture">
                 <pic:pic xmlns:pic="http://schemas.openxmlformats.org/drawingml/2006/picture">
                   <pic:nvPicPr>
-                    <pic:cNvPr id="1416190529" name="Picture 1416190529"/>
+                    <pic:cNvPr id="135149149" name="Picture 135149149"/>
                     <pic:cNvPicPr/>
                   </pic:nvPicPr>
                   <pic:blipFill>
-                    <a:blip r:embed="rId5" cstate="print">
+                    <a:blip r:embed="rId7" cstate="print">
                       <a:extLst>
                         <a:ext uri="{28A0092B-C50C-407E-A947-70E740481C1C}">
                           <a14:useLocalDpi xmlns:a14="http://schemas.microsoft.com/office/drawing/2010/main" val="0"/>
@@ -119,7 +127,7 @@
                   <pic:spPr>
                     <a:xfrm>
                       <a:off x="0" y="0"/>
-                      <a:ext cx="7444740" cy="4013200"/>
+                      <a:ext cx="6835140" cy="3658870"/>
                     </a:xfrm>
                     <a:prstGeom prst="rect">
                       <a:avLst/>
@@ -137,15 +145,369 @@
           </wp:anchor>
         </w:drawing>
       </w:r>
+      <w:r>
+        <w:rPr>
+          <w:b/>
+          <w:bCs/>
+          <w:sz w:val="36"/>
+          <w:szCs w:val="36"/>
+          <w:u w:val="single"/>
+          <w:lang w:val="en-US"/>
+        </w:rPr>
+        <w:t>Exercise 1:</w:t>
+      </w:r>
+      <w:r>
+        <w:rPr>
+          <w:b/>
+          <w:bCs/>
+          <w:sz w:val="36"/>
+          <w:szCs w:val="36"/>
+          <w:u w:val="single"/>
+          <w:lang w:val="en-US"/>
+        </w:rPr>
+        <w:t xml:space="preserve"> </w:t>
+      </w:r>
+      <w:r>
+        <w:rPr>
+          <w:b/>
+          <w:bCs/>
+          <w:sz w:val="36"/>
+          <w:szCs w:val="36"/>
+          <w:u w:val="single"/>
+        </w:rPr>
+        <w:t>SingletonPatternExample</w:t>
+      </w:r>
+    </w:p>
+    <w:p>
+      <w:pPr>
+        <w:rPr>
+          <w:b/>
+          <w:bCs/>
+          <w:sz w:val="36"/>
+          <w:szCs w:val="36"/>
+          <w:u w:val="single"/>
+          <w:lang w:val="en-US"/>
+        </w:rPr>
+      </w:pPr>
+      <w:r>
+        <w:rPr>
+          <w:b/>
+          <w:bCs/>
+          <w:sz w:val="36"/>
+          <w:szCs w:val="36"/>
+          <w:u w:val="single"/>
+          <w:lang w:val="en-US"/>
+        </w:rPr>
+        <w:br w:type="page"/>
+      </w:r>
+    </w:p>
+    <w:p>
+      <w:pPr>
+        <w:rPr>
+          <w:b/>
+          <w:bCs/>
+          <w:sz w:val="36"/>
+          <w:szCs w:val="36"/>
+          <w:u w:val="single"/>
+          <w:lang w:val="en-US"/>
+        </w:rPr>
+      </w:pPr>
+      <w:r>
+        <w:rPr>
+          <w:b/>
+          <w:bCs/>
+          <w:noProof/>
+          <w:sz w:val="36"/>
+          <w:szCs w:val="36"/>
+          <w:u w:val="single"/>
+          <w:lang w:val="en-US"/>
+        </w:rPr>
+        <w:lastRenderedPageBreak/>
+        <w:drawing>
+          <wp:anchor distT="0" distB="0" distL="114300" distR="114300" simplePos="0" relativeHeight="251662336" behindDoc="0" locked="0" layoutInCell="1" allowOverlap="1" wp14:anchorId="73D70DF9" wp14:editId="509251E3">
+            <wp:simplePos x="0" y="0"/>
+            <wp:positionH relativeFrom="margin">
+              <wp:align>center</wp:align>
+            </wp:positionH>
+            <wp:positionV relativeFrom="paragraph">
+              <wp:posOffset>5379720</wp:posOffset>
+            </wp:positionV>
+            <wp:extent cx="6909435" cy="3474085"/>
+            <wp:effectExtent l="0" t="0" r="5715" b="0"/>
+            <wp:wrapSquare wrapText="bothSides"/>
+            <wp:docPr id="925487522" name="Picture 3"/>
+            <wp:cNvGraphicFramePr>
+              <a:graphicFrameLocks xmlns:a="http://schemas.openxmlformats.org/drawingml/2006/main" noChangeAspect="1"/>
+            </wp:cNvGraphicFramePr>
+            <a:graphic xmlns:a="http://schemas.openxmlformats.org/drawingml/2006/main">
+              <a:graphicData uri="http://schemas.openxmlformats.org/drawingml/2006/picture">
+                <pic:pic xmlns:pic="http://schemas.openxmlformats.org/drawingml/2006/picture">
+                  <pic:nvPicPr>
+                    <pic:cNvPr id="925487522" name="Picture 925487522"/>
+                    <pic:cNvPicPr/>
+                  </pic:nvPicPr>
+                  <pic:blipFill>
+                    <a:blip r:embed="rId8" cstate="print">
+                      <a:extLst>
+                        <a:ext uri="{28A0092B-C50C-407E-A947-70E740481C1C}">
+                          <a14:useLocalDpi xmlns:a14="http://schemas.microsoft.com/office/drawing/2010/main" val="0"/>
+                        </a:ext>
+                      </a:extLst>
+                    </a:blip>
+                    <a:stretch>
+                      <a:fillRect/>
+                    </a:stretch>
+                  </pic:blipFill>
+                  <pic:spPr>
+                    <a:xfrm>
+                      <a:off x="0" y="0"/>
+                      <a:ext cx="6909435" cy="3474085"/>
+                    </a:xfrm>
+                    <a:prstGeom prst="rect">
+                      <a:avLst/>
+                    </a:prstGeom>
+                  </pic:spPr>
+                </pic:pic>
+              </a:graphicData>
+            </a:graphic>
+            <wp14:sizeRelH relativeFrom="margin">
+              <wp14:pctWidth>0</wp14:pctWidth>
+            </wp14:sizeRelH>
+            <wp14:sizeRelV relativeFrom="margin">
+              <wp14:pctHeight>0</wp14:pctHeight>
+            </wp14:sizeRelV>
+          </wp:anchor>
+        </w:drawing>
+      </w:r>
+      <w:r>
+        <w:rPr>
+          <w:b/>
+          <w:bCs/>
+          <w:noProof/>
+          <w:sz w:val="36"/>
+          <w:szCs w:val="36"/>
+          <w:u w:val="single"/>
+          <w:lang w:val="en-US"/>
+        </w:rPr>
+        <w:drawing>
+          <wp:anchor distT="0" distB="0" distL="114300" distR="114300" simplePos="0" relativeHeight="251661312" behindDoc="0" locked="0" layoutInCell="1" allowOverlap="1" wp14:anchorId="6BD30AEB" wp14:editId="4F0D696D">
+            <wp:simplePos x="0" y="0"/>
+            <wp:positionH relativeFrom="column">
+              <wp:posOffset>-504190</wp:posOffset>
+            </wp:positionH>
+            <wp:positionV relativeFrom="paragraph">
+              <wp:posOffset>4015740</wp:posOffset>
+            </wp:positionV>
+            <wp:extent cx="6743065" cy="3596640"/>
+            <wp:effectExtent l="0" t="0" r="635" b="3810"/>
+            <wp:wrapSquare wrapText="bothSides"/>
+            <wp:docPr id="1689284099" name="Picture 2"/>
+            <wp:cNvGraphicFramePr>
+              <a:graphicFrameLocks xmlns:a="http://schemas.openxmlformats.org/drawingml/2006/main" noChangeAspect="1"/>
+            </wp:cNvGraphicFramePr>
+            <a:graphic xmlns:a="http://schemas.openxmlformats.org/drawingml/2006/main">
+              <a:graphicData uri="http://schemas.openxmlformats.org/drawingml/2006/picture">
+                <pic:pic xmlns:pic="http://schemas.openxmlformats.org/drawingml/2006/picture">
+                  <pic:nvPicPr>
+                    <pic:cNvPr id="1689284099" name="Picture 1689284099"/>
+                    <pic:cNvPicPr/>
+                  </pic:nvPicPr>
+                  <pic:blipFill>
+                    <a:blip r:embed="rId9" cstate="print">
+                      <a:extLst>
+                        <a:ext uri="{28A0092B-C50C-407E-A947-70E740481C1C}">
+                          <a14:useLocalDpi xmlns:a14="http://schemas.microsoft.com/office/drawing/2010/main" val="0"/>
+                        </a:ext>
+                      </a:extLst>
+                    </a:blip>
+                    <a:stretch>
+                      <a:fillRect/>
+                    </a:stretch>
+                  </pic:blipFill>
+                  <pic:spPr>
+                    <a:xfrm>
+                      <a:off x="0" y="0"/>
+                      <a:ext cx="6743065" cy="3596640"/>
+                    </a:xfrm>
+                    <a:prstGeom prst="rect">
+                      <a:avLst/>
+                    </a:prstGeom>
+                  </pic:spPr>
+                </pic:pic>
+              </a:graphicData>
+            </a:graphic>
+            <wp14:sizeRelH relativeFrom="margin">
+              <wp14:pctWidth>0</wp14:pctWidth>
+            </wp14:sizeRelH>
+            <wp14:sizeRelV relativeFrom="margin">
+              <wp14:pctHeight>0</wp14:pctHeight>
+            </wp14:sizeRelV>
+          </wp:anchor>
+        </w:drawing>
+      </w:r>
+      <w:r>
+        <w:rPr>
+          <w:b/>
+          <w:bCs/>
+          <w:noProof/>
+          <w:sz w:val="36"/>
+          <w:szCs w:val="36"/>
+          <w:u w:val="single"/>
+          <w:lang w:val="en-US"/>
+        </w:rPr>
+        <w:drawing>
+          <wp:anchor distT="0" distB="0" distL="114300" distR="114300" simplePos="0" relativeHeight="251660288" behindDoc="0" locked="0" layoutInCell="1" allowOverlap="1" wp14:anchorId="071948CF" wp14:editId="629D7E91">
+            <wp:simplePos x="0" y="0"/>
+            <wp:positionH relativeFrom="page">
+              <wp:posOffset>411480</wp:posOffset>
+            </wp:positionH>
+            <wp:positionV relativeFrom="paragraph">
+              <wp:posOffset>357505</wp:posOffset>
+            </wp:positionV>
+            <wp:extent cx="6751320" cy="3614420"/>
+            <wp:effectExtent l="0" t="0" r="0" b="5080"/>
+            <wp:wrapSquare wrapText="bothSides"/>
+            <wp:docPr id="61454238" name="Picture 1"/>
+            <wp:cNvGraphicFramePr>
+              <a:graphicFrameLocks xmlns:a="http://schemas.openxmlformats.org/drawingml/2006/main" noChangeAspect="1"/>
+            </wp:cNvGraphicFramePr>
+            <a:graphic xmlns:a="http://schemas.openxmlformats.org/drawingml/2006/main">
+              <a:graphicData uri="http://schemas.openxmlformats.org/drawingml/2006/picture">
+                <pic:pic xmlns:pic="http://schemas.openxmlformats.org/drawingml/2006/picture">
+                  <pic:nvPicPr>
+                    <pic:cNvPr id="61454238" name="Picture 61454238"/>
+                    <pic:cNvPicPr/>
+                  </pic:nvPicPr>
+                  <pic:blipFill>
+                    <a:blip r:embed="rId10" cstate="print">
+                      <a:extLst>
+                        <a:ext uri="{28A0092B-C50C-407E-A947-70E740481C1C}">
+                          <a14:useLocalDpi xmlns:a14="http://schemas.microsoft.com/office/drawing/2010/main" val="0"/>
+                        </a:ext>
+                      </a:extLst>
+                    </a:blip>
+                    <a:stretch>
+                      <a:fillRect/>
+                    </a:stretch>
+                  </pic:blipFill>
+                  <pic:spPr>
+                    <a:xfrm>
+                      <a:off x="0" y="0"/>
+                      <a:ext cx="6751320" cy="3614420"/>
+                    </a:xfrm>
+                    <a:prstGeom prst="rect">
+                      <a:avLst/>
+                    </a:prstGeom>
+                  </pic:spPr>
+                </pic:pic>
+              </a:graphicData>
+            </a:graphic>
+            <wp14:sizeRelH relativeFrom="margin">
+              <wp14:pctWidth>0</wp14:pctWidth>
+            </wp14:sizeRelH>
+            <wp14:sizeRelV relativeFrom="margin">
+              <wp14:pctHeight>0</wp14:pctHeight>
+            </wp14:sizeRelV>
+          </wp:anchor>
+        </w:drawing>
+      </w:r>
+      <w:r>
+        <w:rPr>
+          <w:b/>
+          <w:bCs/>
+          <w:sz w:val="36"/>
+          <w:szCs w:val="36"/>
+          <w:u w:val="single"/>
+          <w:lang w:val="en-US"/>
+        </w:rPr>
+        <w:t>Exercise 2:</w:t>
+      </w:r>
+      <w:r>
+        <w:rPr>
+          <w:b/>
+          <w:bCs/>
+          <w:sz w:val="36"/>
+          <w:szCs w:val="36"/>
+          <w:u w:val="single"/>
+          <w:lang w:val="en-US"/>
+        </w:rPr>
+        <w:t xml:space="preserve"> </w:t>
+      </w:r>
+      <w:r>
+        <w:rPr>
+          <w:b/>
+          <w:bCs/>
+          <w:sz w:val="36"/>
+          <w:szCs w:val="36"/>
+          <w:u w:val="single"/>
+        </w:rPr>
+        <w:t>FactoryMethodPatternExample</w:t>
+      </w:r>
     </w:p>
     <w:sectPr>
       <w:pgSz w:w="11906" w:h="16838"/>
       <w:pgMar w:top="1440" w:right="1440" w:bottom="1440" w:left="1440" w:header="708" w:footer="708" w:gutter="0"/>
+      <w:pgBorders w:offsetFrom="page">
+        <w:top w:val="single" w:sz="4" w:space="24" w:color="auto"/>
+        <w:left w:val="single" w:sz="4" w:space="24" w:color="auto"/>
+        <w:bottom w:val="single" w:sz="4" w:space="24" w:color="auto"/>
+        <w:right w:val="single" w:sz="4" w:space="24" w:color="auto"/>
+      </w:pgBorders>
       <w:cols w:space="708"/>
       <w:docGrid w:linePitch="360"/>
     </w:sectPr>
   </w:body>
 </w:document>
+</file>
+
+<file path=word/endnotes.xml><?xml version="1.0" encoding="utf-8"?>
+<w:endnotes xmlns:wpc="http://schemas.microsoft.com/office/word/2010/wordprocessingCanvas" xmlns:cx="http://schemas.microsoft.com/office/drawing/2014/chartex" xmlns:cx1="http://schemas.microsoft.com/office/drawing/2015/9/8/chartex" xmlns:cx2="http://schemas.microsoft.com/office/drawing/2015/10/21/chartex" xmlns:cx3="http://schemas.microsoft.com/office/drawing/2016/5/9/chartex" xmlns:cx4="http://schemas.microsoft.com/office/drawing/2016/5/10/chartex" xmlns:cx5="http://schemas.microsoft.com/office/drawing/2016/5/11/chartex" xmlns:cx6="http://schemas.microsoft.com/office/drawing/2016/5/12/chartex" xmlns:cx7="http://schemas.microsoft.com/office/drawing/2016/5/13/chartex" xmlns:cx8="http://schemas.microsoft.com/office/drawing/2016/5/14/chartex" xmlns:mc="http://schemas.openxmlformats.org/markup-compatibility/2006" xmlns:aink="http://schemas.microsoft.com/office/drawing/2016/ink" xmlns:am3d="http://schemas.microsoft.com/office/drawing/2017/model3d" xmlns:o="urn:schemas-microsoft-com:office:office" xmlns:oel="http://schemas.microsoft.com/office/2019/extlst" xmlns:r="http://schemas.openxmlformats.org/officeDocument/2006/relationships" xmlns:m="http://schemas.openxmlformats.org/officeDocument/2006/math" xmlns:v="urn:schemas-microsoft-com:vml" xmlns:wp14="http://schemas.microsoft.com/office/word/2010/wordprocessingDrawing" xmlns:wp="http://schemas.openxmlformats.org/drawingml/2006/wordprocessingDrawing" xmlns:w10="urn:schemas-microsoft-com:office:word" xmlns:w="http://schemas.openxmlformats.org/wordprocessingml/2006/main" xmlns:w14="http://schemas.microsoft.com/office/word/2010/wordml" xmlns:w15="http://schemas.microsoft.com/office/word/2012/wordml" xmlns:w16cex="http://schemas.microsoft.com/office/word/2018/wordml/cex" xmlns:w16cid="http://schemas.microsoft.com/office/word/2016/wordml/cid" xmlns:w16="http://schemas.microsoft.com/office/word/2018/wordml" xmlns:w16du="http://schemas.microsoft.com/office/word/2023/wordml/word16du" xmlns:w16sdtdh="http://schemas.microsoft.com/office/word/2020/wordml/sdtdatahash" xmlns:w16sdtfl="http://schemas.microsoft.com/office/word/2024/wordml/sdtformatlock" xmlns:w16se="http://schemas.microsoft.com/office/word/2015/wordml/symex" xmlns:wpg="http://schemas.microsoft.com/office/word/2010/wordprocessingGroup" xmlns:wpi="http://schemas.microsoft.com/office/word/2010/wordprocessingInk" xmlns:wne="http://schemas.microsoft.com/office/word/2006/wordml" xmlns:wps="http://schemas.microsoft.com/office/word/2010/wordprocessingShape" mc:Ignorable="w14 w15 w16se w16cid w16 w16cex w16sdtdh w16sdtfl w16du wp14">
+  <w:endnote w:type="separator" w:id="-1">
+    <w:p>
+      <w:pPr>
+        <w:spacing w:after="0" w:line="240" w:lineRule="auto"/>
+      </w:pPr>
+      <w:r>
+        <w:separator/>
+      </w:r>
+    </w:p>
+  </w:endnote>
+  <w:endnote w:type="continuationSeparator" w:id="0">
+    <w:p>
+      <w:pPr>
+        <w:spacing w:after="0" w:line="240" w:lineRule="auto"/>
+      </w:pPr>
+      <w:r>
+        <w:continuationSeparator/>
+      </w:r>
+    </w:p>
+  </w:endnote>
+</w:endnotes>
+</file>
+
+<file path=word/footnotes.xml><?xml version="1.0" encoding="utf-8"?>
+<w:footnotes xmlns:wpc="http://schemas.microsoft.com/office/word/2010/wordprocessingCanvas" xmlns:cx="http://schemas.microsoft.com/office/drawing/2014/chartex" xmlns:cx1="http://schemas.microsoft.com/office/drawing/2015/9/8/chartex" xmlns:cx2="http://schemas.microsoft.com/office/drawing/2015/10/21/chartex" xmlns:cx3="http://schemas.microsoft.com/office/drawing/2016/5/9/chartex" xmlns:cx4="http://schemas.microsoft.com/office/drawing/2016/5/10/chartex" xmlns:cx5="http://schemas.microsoft.com/office/drawing/2016/5/11/chartex" xmlns:cx6="http://schemas.microsoft.com/office/drawing/2016/5/12/chartex" xmlns:cx7="http://schemas.microsoft.com/office/drawing/2016/5/13/chartex" xmlns:cx8="http://schemas.microsoft.com/office/drawing/2016/5/14/chartex" xmlns:mc="http://schemas.openxmlformats.org/markup-compatibility/2006" xmlns:aink="http://schemas.microsoft.com/office/drawing/2016/ink" xmlns:am3d="http://schemas.microsoft.com/office/drawing/2017/model3d" xmlns:o="urn:schemas-microsoft-com:office:office" xmlns:oel="http://schemas.microsoft.com/office/2019/extlst" xmlns:r="http://schemas.openxmlformats.org/officeDocument/2006/relationships" xmlns:m="http://schemas.openxmlformats.org/officeDocument/2006/math" xmlns:v="urn:schemas-microsoft-com:vml" xmlns:wp14="http://schemas.microsoft.com/office/word/2010/wordprocessingDrawing" xmlns:wp="http://schemas.openxmlformats.org/drawingml/2006/wordprocessingDrawing" xmlns:w10="urn:schemas-microsoft-com:office:word" xmlns:w="http://schemas.openxmlformats.org/wordprocessingml/2006/main" xmlns:w14="http://schemas.microsoft.com/office/word/2010/wordml" xmlns:w15="http://schemas.microsoft.com/office/word/2012/wordml" xmlns:w16cex="http://schemas.microsoft.com/office/word/2018/wordml/cex" xmlns:w16cid="http://schemas.microsoft.com/office/word/2016/wordml/cid" xmlns:w16="http://schemas.microsoft.com/office/word/2018/wordml" xmlns:w16du="http://schemas.microsoft.com/office/word/2023/wordml/word16du" xmlns:w16sdtdh="http://schemas.microsoft.com/office/word/2020/wordml/sdtdatahash" xmlns:w16sdtfl="http://schemas.microsoft.com/office/word/2024/wordml/sdtformatlock" xmlns:w16se="http://schemas.microsoft.com/office/word/2015/wordml/symex" xmlns:wpg="http://schemas.microsoft.com/office/word/2010/wordprocessingGroup" xmlns:wpi="http://schemas.microsoft.com/office/word/2010/wordprocessingInk" xmlns:wne="http://schemas.microsoft.com/office/word/2006/wordml" xmlns:wps="http://schemas.microsoft.com/office/word/2010/wordprocessingShape" mc:Ignorable="w14 w15 w16se w16cid w16 w16cex w16sdtdh w16sdtfl w16du wp14">
+  <w:footnote w:type="separator" w:id="-1">
+    <w:p>
+      <w:pPr>
+        <w:spacing w:after="0" w:line="240" w:lineRule="auto"/>
+      </w:pPr>
+      <w:r>
+        <w:separator/>
+      </w:r>
+    </w:p>
+  </w:footnote>
+  <w:footnote w:type="continuationSeparator" w:id="0">
+    <w:p>
+      <w:pPr>
+        <w:spacing w:after="0" w:line="240" w:lineRule="auto"/>
+      </w:pPr>
+      <w:r>
+        <w:continuationSeparator/>
+      </w:r>
+    </w:p>
+  </w:footnote>
+</w:footnotes>
 </file>
 
 <file path=word/styles.xml><?xml version="1.0" encoding="utf-8"?>
@@ -751,7 +1113,6 @@
   <w:style w:type="character" w:default="1" w:styleId="DefaultParagraphFont">
     <w:name w:val="Default Paragraph Font"/>
     <w:uiPriority w:val="1"/>
-    <w:semiHidden/>
     <w:unhideWhenUsed/>
   </w:style>
   <w:style w:type="table" w:default="1" w:styleId="TableNormal">
@@ -1064,6 +1425,50 @@
       <w:color w:val="0F4761" w:themeColor="accent1" w:themeShade="BF"/>
       <w:spacing w:val="5"/>
     </w:rPr>
+  </w:style>
+  <w:style w:type="paragraph" w:styleId="Header">
+    <w:name w:val="header"/>
+    <w:basedOn w:val="Normal"/>
+    <w:link w:val="HeaderChar"/>
+    <w:uiPriority w:val="99"/>
+    <w:unhideWhenUsed/>
+    <w:rsid w:val="00F11F50"/>
+    <w:pPr>
+      <w:tabs>
+        <w:tab w:val="center" w:pos="4513"/>
+        <w:tab w:val="right" w:pos="9026"/>
+      </w:tabs>
+      <w:spacing w:after="0" w:line="240" w:lineRule="auto"/>
+    </w:pPr>
+  </w:style>
+  <w:style w:type="character" w:customStyle="1" w:styleId="HeaderChar">
+    <w:name w:val="Header Char"/>
+    <w:basedOn w:val="DefaultParagraphFont"/>
+    <w:link w:val="Header"/>
+    <w:uiPriority w:val="99"/>
+    <w:rsid w:val="00F11F50"/>
+  </w:style>
+  <w:style w:type="paragraph" w:styleId="Footer">
+    <w:name w:val="footer"/>
+    <w:basedOn w:val="Normal"/>
+    <w:link w:val="FooterChar"/>
+    <w:uiPriority w:val="99"/>
+    <w:unhideWhenUsed/>
+    <w:rsid w:val="00F11F50"/>
+    <w:pPr>
+      <w:tabs>
+        <w:tab w:val="center" w:pos="4513"/>
+        <w:tab w:val="right" w:pos="9026"/>
+      </w:tabs>
+      <w:spacing w:after="0" w:line="240" w:lineRule="auto"/>
+    </w:pPr>
+  </w:style>
+  <w:style w:type="character" w:customStyle="1" w:styleId="FooterChar">
+    <w:name w:val="Footer Char"/>
+    <w:basedOn w:val="DefaultParagraphFont"/>
+    <w:link w:val="Footer"/>
+    <w:uiPriority w:val="99"/>
+    <w:rsid w:val="00F11F50"/>
   </w:style>
 </w:styles>
 </file>
